--- a/Documentation/Reports/BaoCaoLapTrinhWindows.docx
+++ b/Documentation/Reports/BaoCaoLapTrinhWindows.docx
@@ -1096,7 +1096,7 @@
           <w:rFonts w:ascii="Times New Roman" w:eastAsia="Times New Roman" w:hAnsi="Times New Roman" w:cs="Times New Roman"/>
           <w:sz w:val="23"/>
         </w:rPr>
-        <w:t>Bảng 3.1 Kết quả kiểm tra của bản đóng gói 1.0.2</w:t>
+        <w:t>Bảng 3.1 Kết quả kiểm tra của bản đóng gói 1.0.4</w:t>
       </w:r>
       <w:r>
         <w:rPr>
@@ -7533,7 +7533,7 @@
         <w:rPr>
           <w:rFonts w:ascii="Times New Roman" w:hAnsi="Times New Roman" w:cs="Times New Roman"/>
         </w:rPr>
-        <w:t>Tồn kho được theo dõi theo cặp sản phẩm và kho. Vị trí dùng để mô tả khu vực trong kho, chưa tách số dư theo từng kệ. Báo cáo trình bày phiên bản VioWare 1.0.2. Kiểm kê theo phiên độc lập và tính giá vốn bình quân gia quyền được dành cho giai đoạn phát triển sau.</w:t>
+        <w:t>Tồn kho được theo dõi theo cặp sản phẩm và kho. Vị trí dùng để mô tả khu vực trong kho, chưa tách số dư theo từng kệ. Báo cáo trình bày phiên bản VioWare 1.0.4. Kiểm kê theo phiên độc lập và tính giá vốn bình quân gia quyền được dành cho giai đoạn phát triển sau.</w:t>
       </w:r>
     </w:p>
     <w:p>
@@ -8851,7 +8851,7 @@
                 <w:rFonts w:ascii="Times New Roman" w:hAnsi="Times New Roman" w:cs="Times New Roman"/>
                 <w:sz w:val="23"/>
               </w:rPr>
-              <w:t>Mỗi nhân viên chỉ làm việc tại một kho được phân công còn hiệu lực; được tra cứu, lập và gửi phiếu, sửa phiếu của mình khi được phép. Không được duyệt hoặc hoàn tất phiếu.</w:t>
+              <w:t>Nhân viên có thể được phân công nhiều kho, nhưng mỗi phiên chỉ làm việc tại một kho được chọn còn hiệu lực; được tra cứu, lập và gửi phiếu, sửa phiếu của mình khi được phép. Không được duyệt hoặc hoàn tất phiếu.</w:t>
             </w:r>
           </w:p>
         </w:tc>
@@ -9858,7 +9858,7 @@
         <w:rPr>
           <w:rFonts w:ascii="Times New Roman" w:hAnsi="Times New Roman" w:cs="Times New Roman"/>
         </w:rPr>
-        <w:t>FrmLogin nhận tên đăng nhập hoặc email cùng mật khẩu rồi gọi AuthService.AuthenticateAsync. Service kiểm tra trạng thái hoạt động của tài khoản và đối chiếu mật khẩu với hash đã lưu. Khi thông tin hợp lệ, Program gọi UserSession.SignIn để thiết lập phiên. Nhân viên làm việc trong phạm vi kho được phân công; quản lý có thể phụ trách nhiều kho.</w:t>
+        <w:t>FrmLogin nhận tên đăng nhập hoặc email cùng mật khẩu rồi gọi AuthService.AuthenticateAsync. Service kiểm tra trạng thái hoạt động của tài khoản và đối chiếu mật khẩu với hash đã lưu. Khi thông tin hợp lệ, Program gọi UserSession.SignIn để thiết lập phiên. Nhân viên chọn một kho trong các kho được phân công; nếu chỉ có một kho hợp lệ, chương trình tự chọn. Quản lý có thể phụ trách nhiều kho.</w:t>
       </w:r>
     </w:p>
     <w:p>
@@ -10599,7 +10599,7 @@
         <w:rPr>
           <w:rFonts w:ascii="Times New Roman" w:hAnsi="Times New Roman" w:cs="Times New Roman"/>
         </w:rPr>
-        <w:t>Chương này giới thiệu giao diện và cách sử dụng các chức năng của phiên bản 1.0.2. Ảnh được chụp ngày 23/10/2026 từ form và thành phần thật của chương trình, dùng bộ dữ liệu minh họa riêng trong bộ nhớ. Mã hàng, tên kho, tài khoản và số liệu chỉ dùng để giải thích giao diện. Các ảnh này không thay thế kết quả kiểm thử kết nối SQL Server. Riêng ảnh form phân kho được cập nhật ngày 25/10/2026, cũng sử dụng dữ liệu minh họa riêng.</w:t>
+        <w:t>Chương này giới thiệu giao diện và cách sử dụng các chức năng của phiên bản 1.0.4. Ảnh được chụp ngày 23/10/2026 từ form và thành phần thật của chương trình, dùng bộ dữ liệu minh họa riêng trong bộ nhớ. Mã hàng, tên kho, tài khoản và số liệu chỉ dùng để giải thích giao diện. Các ảnh này không thay thế kết quả kiểm thử kết nối SQL Server. Riêng ảnh form phân kho được cập nhật ngày 25/10/2026, cũng sử dụng dữ liệu minh họa riêng.</w:t>
       </w:r>
     </w:p>
     <w:p>
@@ -10634,7 +10634,7 @@
         <w:rPr>
           <w:rFonts w:ascii="Times New Roman" w:hAnsi="Times New Roman" w:cs="Times New Roman"/>
         </w:rPr>
-        <w:t>Người dùng nhập tên đăng nhập hoặc email và mật khẩu rồi chọn Đăng nhập. Có thể bật hoặc tắt hiển thị mật khẩu và chọn Nhớ tên đăng nhập. Mỗi nhân viên chỉ có một kho được phân công còn hiệu lực. Việc chọn kho không tự cấp thêm quyền truy cập.</w:t>
+        <w:t>Người dùng nhập tên đăng nhập hoặc email và mật khẩu rồi chọn Đăng nhập. Có thể bật hoặc tắt hiển thị mật khẩu và chọn Nhớ tên đăng nhập. Nhân viên được phân nhiều kho sẽ chọn một kho làm việc trước khi vào ứng dụng và có thể dùng nút Đổi kho trong phiên. Nếu chỉ có một kho hợp lệ, chương trình tự chọn; nếu chưa có kho thì yêu cầu liên hệ quản trị viên. Việc chọn kho không tự cấp thêm quyền truy cập.</w:t>
       </w:r>
     </w:p>
     <w:p>
@@ -10654,7 +10654,7 @@
         </w:rPr>
         <w:drawing>
           <wp:inline distT="0" distB="0" distL="0" distR="0" wp14:anchorId="5F69CEF7" wp14:editId="7935C7DF">
-            <wp:extent cx="4818379" cy="2880000"/>
+            <wp:extent cx="4240174" cy="2534400"/>
             <wp:effectExtent l="0" t="0" r="0" b="0"/>
             <wp:docPr id="1032" name="Picture 1032"/>
             <wp:cNvGraphicFramePr>
@@ -10676,7 +10676,7 @@
                   <pic:spPr>
                     <a:xfrm>
                       <a:off x="0" y="0"/>
-                      <a:ext cx="4818379" cy="2880000"/>
+                      <a:ext cx="4240174" cy="2534400"/>
                     </a:xfrm>
                     <a:prstGeom prst="rect">
                       <a:avLst/>
@@ -10724,7 +10724,7 @@
         </w:rPr>
         <w:drawing>
           <wp:inline distT="0" distB="0" distL="0" distR="0" wp14:anchorId="1F41B6AA" wp14:editId="37096CF4">
-            <wp:extent cx="3250580" cy="1692000"/>
+            <wp:extent cx="2860510" cy="1488960"/>
             <wp:effectExtent l="0" t="0" r="0" b="0"/>
             <wp:docPr id="1033" name="Picture 1033"/>
             <wp:cNvGraphicFramePr>
@@ -10746,7 +10746,7 @@
                   <pic:spPr>
                     <a:xfrm>
                       <a:off x="0" y="0"/>
-                      <a:ext cx="3250580" cy="1692000"/>
+                      <a:ext cx="2860510" cy="1488960"/>
                     </a:xfrm>
                     <a:prstGeom prst="rect">
                       <a:avLst/>
@@ -13973,7 +13973,7 @@
         <w:rPr>
           <w:rFonts w:ascii="Times New Roman" w:hAnsi="Times New Roman" w:cs="Times New Roman"/>
         </w:rPr>
-        <w:t>Quản trị viên chọn tài khoản cần đặt lại mật khẩu, nhập mật khẩu mới và xác nhận trên form. Để phân kho, quản trị viên chọn một nhân viên đang hoạt động trong danh sách rồi bấm Phân kho. Form hiển thị họ tên, tên đăng nhập và kho hiện tại; nếu chưa có thì ghi Chưa phân công. Quản trị viên chọn kho làm việc mới và bấm Lưu phân công. Khi đổi kho, phân công cũ chuyển sang ngừng hoạt động và được giữ lại; mỗi nhân viên chỉ có một phân công còn hiệu lực. Quản lý kho có thể phụ trách nhiều kho và được gán tại trang Kho.</w:t>
+        <w:t>Quản trị viên chọn tài khoản cần đặt lại mật khẩu, nhập mật khẩu mới và xác nhận trên form. Để phân kho, quản trị viên chọn một nhân viên đang hoạt động rồi bấm Phân kho. Form hiển thị họ tên, tên đăng nhập và các kho đã được phân công, mỗi tên kho trên một dòng; nếu chưa có thì ghi Chưa phân công. Quản trị viên mở ô chọn kho, chọn một hoặc nhiều kho rồi bấm Lưu phân công. Bỏ chọn một kho sẽ thu hồi riêng phân công đó và giữ lại bản ghi ngừng hoạt động. Quản lý kho có thể phụ trách nhiều kho và được gán tại trang Kho.</w:t>
       </w:r>
     </w:p>
     <w:p>
@@ -14063,7 +14063,7 @@
         </w:rPr>
         <w:drawing>
           <wp:inline distT="0" distB="0" distL="0" distR="0" wp14:anchorId="3228915B" wp14:editId="595D23E7">
-            <wp:extent cx="3936000" cy="2562977"/>
+            <wp:extent cx="3936000" cy="3044157"/>
             <wp:effectExtent l="0" t="0" r="0" b="0"/>
             <wp:docPr id="1068" name="Picture 1068"/>
             <wp:cNvGraphicFramePr>
@@ -14085,7 +14085,7 @@
                   <pic:spPr>
                     <a:xfrm>
                       <a:off x="0" y="0"/>
-                      <a:ext cx="3936000" cy="2562977"/>
+                      <a:ext cx="3936000" cy="3044157"/>
                     </a:xfrm>
                     <a:prstGeom prst="rect">
                       <a:avLst/>
@@ -14504,7 +14504,7 @@
         <w:rPr>
           <w:rFonts w:ascii="Times New Roman" w:hAnsi="Times New Roman" w:cs="Times New Roman"/>
         </w:rPr>
-        <w:t>VioWare 1.0.2 được đóng gói bằng Inno Setup cho Windows x64, kèm .NET. Máy khách không cần Visual Studio hoặc SDK và có thể dùng Tailscale để kết nối đến máy chủ được cấp quyền. SQL Server chạy riêng trên máy chủ. Quản trị viên triển khai migrations; ứng dụng không tự thay đổi cấu trúc dữ liệu khi mở. Bộ cài không chứa mật khẩu hay công cụ tự tạo ADMIN trên máy khách.</w:t>
+        <w:t>VioWare 1.0.4 được đóng gói bằng Inno Setup cho Windows x64, kèm .NET. Máy khách không cần Visual Studio hoặc SDK và có thể dùng Tailscale để kết nối đến máy chủ được cấp quyền. SQL Server chạy riêng trên máy chủ. Quản trị viên triển khai migrations; ứng dụng không tự thay đổi cấu trúc dữ liệu khi mở. Bộ cài không chứa mật khẩu hay công cụ tự tạo ADMIN trên máy khách.</w:t>
       </w:r>
     </w:p>
     <w:p>
@@ -14522,7 +14522,7 @@
           <w:color w:val="000000"/>
           <w:sz w:val="22"/>
         </w:rPr>
-        <w:t>Bảng 3.1 Kết quả kiểm tra của bản đóng gói 1.0.2</w:t>
+        <w:t>Bảng 3.1 Kết quả kiểm tra của bản đóng gói 1.0.4</w:t>
       </w:r>
       <w:bookmarkEnd w:id="90"/>
     </w:p>
@@ -14650,7 +14650,7 @@
                 <w:rFonts w:ascii="Times New Roman" w:hAnsi="Times New Roman" w:cs="Times New Roman"/>
                 <w:sz w:val="23"/>
               </w:rPr>
-              <w:t>Publish Release win-x64 self-contained và Inno Setup thành công; phiên bản file 1.0.2.0.</w:t>
+              <w:t>Publish Release win-x64 self-contained và Inno Setup thành công; phiên bản file 1.0.4.0.</w:t>
             </w:r>
           </w:p>
         </w:tc>
@@ -14707,7 +14707,7 @@
                 <w:rFonts w:ascii="Times New Roman" w:hAnsi="Times New Roman" w:cs="Times New Roman"/>
                 <w:sz w:val="23"/>
               </w:rPr>
-              <w:t>173 test không kết nối SQL đạt trong đợt đóng gói ngày 21/10/2026.</w:t>
+              <w:t>179 test không kết nối SQL đạt ở đợt kiểm tra ngày 25/10/2026.</w:t>
             </w:r>
           </w:p>
         </w:tc>
@@ -14764,7 +14764,7 @@
                 <w:rFonts w:ascii="Times New Roman" w:hAnsi="Times New Roman" w:cs="Times New Roman"/>
                 <w:sz w:val="23"/>
               </w:rPr>
-              <w:t>15 test hồi quy giao diện đạt cùng đợt; không thay nghiệm thu thao tác toàn bộ UI.</w:t>
+              <w:t>22 test hồi quy giao diện đạt; đã kiểm tra chọn nhiều kho, lưu, mở lại, thu hồi phân công và chọn kho làm việc bằng dữ liệu giả lập.</w:t>
             </w:r>
           </w:p>
         </w:tc>
@@ -14821,7 +14821,7 @@
                 <w:rFonts w:ascii="Times New Roman" w:hAnsi="Times New Roman" w:cs="Times New Roman"/>
                 <w:sz w:val="23"/>
               </w:rPr>
-              <w:t>Payload có runtime, không chứa cấu hình kết nối cá nhân. Bộ cài và SHA256 có trên Release v1.0.2.</w:t>
+              <w:t>Payload có runtime, không chứa cấu hình kết nối cá nhân. Bộ cài và SHA256 có trên Release v1.0.4.</w:t>
             </w:r>
           </w:p>
         </w:tc>
@@ -14878,7 +14878,7 @@
                 <w:rFonts w:ascii="Times New Roman" w:hAnsi="Times New Roman" w:cs="Times New Roman"/>
                 <w:sz w:val="23"/>
               </w:rPr>
-              <w:t>41 ảnh form/trang thật, dữ liệu minh họa riêng; chụp ngày 23/10/2026, không kết nối SQL.</w:t>
+              <w:t>41 ảnh form/trang thật bằng dữ liệu minh họa; ảnh phân kho cập nhật ngày 25/10/2026, các ảnh còn lại chụp ngày 23/10/2026.</w:t>
             </w:r>
           </w:p>
         </w:tc>
